--- a/mokdong2/2fin/word/md2s2_L7_test_exam.docx
+++ b/mokdong2/2fin/word/md2s2_L7_test_exam.docx
@@ -1841,7 +1841,7 @@
           <w:sz w:val="20"/>
           <w:u w:val="none"/>
         </w:rPr>
-        <w:t>( they / believe / it / is / important / to remember / remembering / dead people )</w:t>
+        <w:t>( is / believe / remembering / dead people / it / they / to remember / important )</w:t>
       </w:r>
     </w:p>
     <w:p>

--- a/mokdong2/2fin/word/md2s2_L7_test_exam.docx
+++ b/mokdong2/2fin/word/md2s2_L7_test_exam.docx
@@ -19,10 +19,10 @@
     </w:p>
     <w:p>
       <w:pPr>
-        <w:spacing w:after="80"/>
         <w:pBdr>
           <w:bottom w:val="single" w:sz="8" w:space="2" w:color="1F3864"/>
         </w:pBdr>
+        <w:spacing w:after="80"/>
       </w:pPr>
       <w:r>
         <w:rPr>
@@ -75,13 +75,13 @@
     </w:p>
     <w:p>
       <w:pPr>
-        <w:spacing w:after="60"/>
         <w:pBdr>
           <w:top w:val="single" w:sz="4" w:space="3" w:color="9AA9C2"/>
           <w:left w:val="single" w:sz="4" w:space="3" w:color="9AA9C2"/>
           <w:bottom w:val="single" w:sz="4" w:space="3" w:color="9AA9C2"/>
           <w:right w:val="single" w:sz="4" w:space="3" w:color="9AA9C2"/>
         </w:pBdr>
+        <w:spacing w:after="60"/>
         <w:ind w:left="57" w:right="57"/>
       </w:pPr>
       <w:r>
@@ -819,8 +819,6 @@
     </w:p>
     <w:p>
       <w:pPr>
-        <w:spacing w:after="30"/>
-        <w:ind w:left="57" w:right="57"/>
         <w:pBdr>
           <w:top w:val="single" w:sz="4" w:space="3" w:color="8DA2C4"/>
           <w:left w:val="single" w:sz="4" w:space="3" w:color="8DA2C4"/>
@@ -828,6 +826,8 @@
           <w:right w:val="single" w:sz="4" w:space="3" w:color="8DA2C4"/>
         </w:pBdr>
         <w:shd w:val="clear" w:color="auto" w:fill="F7F9FC"/>
+        <w:spacing w:after="30"/>
+        <w:ind w:left="57" w:right="57"/>
       </w:pPr>
       <w:r>
         <w:rPr>
@@ -889,8 +889,6 @@
     </w:p>
     <w:p>
       <w:pPr>
-        <w:spacing w:after="30"/>
-        <w:ind w:left="57" w:right="57"/>
         <w:pBdr>
           <w:top w:val="single" w:sz="4" w:space="3" w:color="8DA2C4"/>
           <w:left w:val="single" w:sz="4" w:space="3" w:color="8DA2C4"/>
@@ -898,6 +896,8 @@
           <w:right w:val="single" w:sz="4" w:space="3" w:color="8DA2C4"/>
         </w:pBdr>
         <w:shd w:val="clear" w:color="auto" w:fill="F7F9FC"/>
+        <w:spacing w:after="30"/>
+        <w:ind w:left="57" w:right="57"/>
       </w:pPr>
       <w:r>
         <w:rPr>
@@ -941,13 +941,13 @@
     </w:p>
     <w:p>
       <w:pPr>
-        <w:spacing w:after="60"/>
         <w:pBdr>
           <w:top w:val="single" w:sz="4" w:space="3" w:color="9AA9C2"/>
           <w:left w:val="single" w:sz="4" w:space="3" w:color="9AA9C2"/>
           <w:bottom w:val="single" w:sz="4" w:space="3" w:color="9AA9C2"/>
           <w:right w:val="single" w:sz="4" w:space="3" w:color="9AA9C2"/>
         </w:pBdr>
+        <w:spacing w:after="60"/>
         <w:ind w:left="57" w:right="57"/>
       </w:pPr>
       <w:r>
@@ -1724,8 +1724,6 @@
     </w:p>
     <w:p>
       <w:pPr>
-        <w:spacing w:after="30"/>
-        <w:ind w:left="57" w:right="57"/>
         <w:pBdr>
           <w:top w:val="single" w:sz="4" w:space="3" w:color="8DA2C4"/>
           <w:left w:val="single" w:sz="4" w:space="3" w:color="8DA2C4"/>
@@ -1733,6 +1731,8 @@
           <w:right w:val="single" w:sz="4" w:space="3" w:color="8DA2C4"/>
         </w:pBdr>
         <w:shd w:val="clear" w:color="auto" w:fill="F7F9FC"/>
+        <w:spacing w:after="30"/>
+        <w:ind w:left="57" w:right="57"/>
       </w:pPr>
       <w:r>
         <w:rPr>
@@ -1812,8 +1812,6 @@
     </w:p>
     <w:p>
       <w:pPr>
-        <w:spacing w:after="30"/>
-        <w:ind w:left="57" w:right="57"/>
         <w:pBdr>
           <w:top w:val="single" w:sz="4" w:space="3" w:color="8DA2C4"/>
           <w:left w:val="single" w:sz="4" w:space="3" w:color="8DA2C4"/>
@@ -1821,6 +1819,8 @@
           <w:right w:val="single" w:sz="4" w:space="3" w:color="8DA2C4"/>
         </w:pBdr>
         <w:shd w:val="clear" w:color="auto" w:fill="F7F9FC"/>
+        <w:spacing w:after="30"/>
+        <w:ind w:left="57" w:right="57"/>
       </w:pPr>
       <w:r>
         <w:rPr>
@@ -1894,8 +1894,6 @@
     </w:p>
     <w:p>
       <w:pPr>
-        <w:spacing w:after="30"/>
-        <w:ind w:left="57" w:right="57"/>
         <w:pBdr>
           <w:top w:val="single" w:sz="4" w:space="3" w:color="8DA2C4"/>
           <w:left w:val="single" w:sz="4" w:space="3" w:color="8DA2C4"/>
@@ -1903,6 +1901,8 @@
           <w:right w:val="single" w:sz="4" w:space="3" w:color="8DA2C4"/>
         </w:pBdr>
         <w:shd w:val="clear" w:color="auto" w:fill="F7F9FC"/>
+        <w:spacing w:after="30"/>
+        <w:ind w:left="57" w:right="57"/>
       </w:pPr>
       <w:r>
         <w:rPr>
@@ -1982,8 +1982,6 @@
     </w:p>
     <w:p>
       <w:pPr>
-        <w:spacing w:after="30"/>
-        <w:ind w:left="57" w:right="57"/>
         <w:pBdr>
           <w:top w:val="single" w:sz="4" w:space="3" w:color="8DA2C4"/>
           <w:left w:val="single" w:sz="4" w:space="3" w:color="8DA2C4"/>
@@ -1991,6 +1989,8 @@
           <w:right w:val="single" w:sz="4" w:space="3" w:color="8DA2C4"/>
         </w:pBdr>
         <w:shd w:val="clear" w:color="auto" w:fill="F7F9FC"/>
+        <w:spacing w:after="30"/>
+        <w:ind w:left="57" w:right="57"/>
       </w:pPr>
       <w:r>
         <w:rPr>
@@ -2131,8 +2131,8 @@
           <w:type w:val="continuous"/>
           <w:pgSz w:w="11906" w:h="16838"/>
           <w:pgMar w:top="680" w:right="794" w:bottom="624" w:left="794" w:header="720" w:footer="720" w:gutter="0"/>
+          <w:cols w:num="2" w:space="396" w:sep="1"/>
           <w:docGrid w:linePitch="360"/>
-          <w:cols w:num="2" w:space="396" w:sep="1"/>
         </w:sectPr>
       </w:pPr>
     </w:p>
@@ -2729,8 +2729,8 @@
     <w:sectPr>
       <w:pgSz w:w="11906" w:h="16838"/>
       <w:pgMar w:top="680" w:right="794" w:bottom="624" w:left="794" w:header="720" w:footer="720" w:gutter="0"/>
+      <w:cols w:num="1" w:space="396"/>
       <w:docGrid w:linePitch="360"/>
-      <w:cols w:num="1" w:space="396"/>
     </w:sectPr>
   </w:body>
 </w:document>

--- a/mokdong2/2fin/word/md2s2_L7_test_exam.docx
+++ b/mokdong2/2fin/word/md2s2_L7_test_exam.docx
@@ -19,10 +19,10 @@
     </w:p>
     <w:p>
       <w:pPr>
+        <w:spacing w:after="80"/>
         <w:pBdr>
           <w:bottom w:val="single" w:sz="8" w:space="2" w:color="1F3864"/>
         </w:pBdr>
-        <w:spacing w:after="80"/>
       </w:pPr>
       <w:r>
         <w:rPr>
@@ -75,13 +75,13 @@
     </w:p>
     <w:p>
       <w:pPr>
+        <w:spacing w:after="60"/>
         <w:pBdr>
           <w:top w:val="single" w:sz="4" w:space="3" w:color="9AA9C2"/>
           <w:left w:val="single" w:sz="4" w:space="3" w:color="9AA9C2"/>
           <w:bottom w:val="single" w:sz="4" w:space="3" w:color="9AA9C2"/>
           <w:right w:val="single" w:sz="4" w:space="3" w:color="9AA9C2"/>
         </w:pBdr>
-        <w:spacing w:after="60"/>
         <w:ind w:left="57" w:right="57"/>
       </w:pPr>
       <w:r>
@@ -819,6 +819,8 @@
     </w:p>
     <w:p>
       <w:pPr>
+        <w:spacing w:after="30"/>
+        <w:ind w:left="57" w:right="57"/>
         <w:pBdr>
           <w:top w:val="single" w:sz="4" w:space="3" w:color="8DA2C4"/>
           <w:left w:val="single" w:sz="4" w:space="3" w:color="8DA2C4"/>
@@ -826,8 +828,6 @@
           <w:right w:val="single" w:sz="4" w:space="3" w:color="8DA2C4"/>
         </w:pBdr>
         <w:shd w:val="clear" w:color="auto" w:fill="F7F9FC"/>
-        <w:spacing w:after="30"/>
-        <w:ind w:left="57" w:right="57"/>
       </w:pPr>
       <w:r>
         <w:rPr>
@@ -836,7 +836,7 @@
           <w:sz w:val="20"/>
           <w:u w:val="none"/>
         </w:rPr>
-        <w:t>a large figure of a person or animal made of stone, wood, or metal</w:t>
+        <w:t>n. a large art object of a person or an animal that is made from a hard material like stone or metal</w:t>
       </w:r>
     </w:p>
     <w:p>
@@ -889,6 +889,8 @@
     </w:p>
     <w:p>
       <w:pPr>
+        <w:spacing w:after="30"/>
+        <w:ind w:left="57" w:right="57"/>
         <w:pBdr>
           <w:top w:val="single" w:sz="4" w:space="3" w:color="8DA2C4"/>
           <w:left w:val="single" w:sz="4" w:space="3" w:color="8DA2C4"/>
@@ -896,8 +898,6 @@
           <w:right w:val="single" w:sz="4" w:space="3" w:color="8DA2C4"/>
         </w:pBdr>
         <w:shd w:val="clear" w:color="auto" w:fill="F7F9FC"/>
-        <w:spacing w:after="30"/>
-        <w:ind w:left="57" w:right="57"/>
       </w:pPr>
       <w:r>
         <w:rPr>
@@ -941,13 +941,13 @@
     </w:p>
     <w:p>
       <w:pPr>
+        <w:spacing w:after="60"/>
         <w:pBdr>
           <w:top w:val="single" w:sz="4" w:space="3" w:color="9AA9C2"/>
           <w:left w:val="single" w:sz="4" w:space="3" w:color="9AA9C2"/>
           <w:bottom w:val="single" w:sz="4" w:space="3" w:color="9AA9C2"/>
           <w:right w:val="single" w:sz="4" w:space="3" w:color="9AA9C2"/>
         </w:pBdr>
-        <w:spacing w:after="60"/>
         <w:ind w:left="57" w:right="57"/>
       </w:pPr>
       <w:r>
@@ -1724,6 +1724,8 @@
     </w:p>
     <w:p>
       <w:pPr>
+        <w:spacing w:after="30"/>
+        <w:ind w:left="57" w:right="57"/>
         <w:pBdr>
           <w:top w:val="single" w:sz="4" w:space="3" w:color="8DA2C4"/>
           <w:left w:val="single" w:sz="4" w:space="3" w:color="8DA2C4"/>
@@ -1731,8 +1733,6 @@
           <w:right w:val="single" w:sz="4" w:space="3" w:color="8DA2C4"/>
         </w:pBdr>
         <w:shd w:val="clear" w:color="auto" w:fill="F7F9FC"/>
-        <w:spacing w:after="30"/>
-        <w:ind w:left="57" w:right="57"/>
       </w:pPr>
       <w:r>
         <w:rPr>
@@ -1812,6 +1812,8 @@
     </w:p>
     <w:p>
       <w:pPr>
+        <w:spacing w:after="30"/>
+        <w:ind w:left="57" w:right="57"/>
         <w:pBdr>
           <w:top w:val="single" w:sz="4" w:space="3" w:color="8DA2C4"/>
           <w:left w:val="single" w:sz="4" w:space="3" w:color="8DA2C4"/>
@@ -1819,8 +1821,6 @@
           <w:right w:val="single" w:sz="4" w:space="3" w:color="8DA2C4"/>
         </w:pBdr>
         <w:shd w:val="clear" w:color="auto" w:fill="F7F9FC"/>
-        <w:spacing w:after="30"/>
-        <w:ind w:left="57" w:right="57"/>
       </w:pPr>
       <w:r>
         <w:rPr>
@@ -1894,6 +1894,8 @@
     </w:p>
     <w:p>
       <w:pPr>
+        <w:spacing w:after="30"/>
+        <w:ind w:left="57" w:right="57"/>
         <w:pBdr>
           <w:top w:val="single" w:sz="4" w:space="3" w:color="8DA2C4"/>
           <w:left w:val="single" w:sz="4" w:space="3" w:color="8DA2C4"/>
@@ -1901,8 +1903,6 @@
           <w:right w:val="single" w:sz="4" w:space="3" w:color="8DA2C4"/>
         </w:pBdr>
         <w:shd w:val="clear" w:color="auto" w:fill="F7F9FC"/>
-        <w:spacing w:after="30"/>
-        <w:ind w:left="57" w:right="57"/>
       </w:pPr>
       <w:r>
         <w:rPr>
@@ -1982,6 +1982,8 @@
     </w:p>
     <w:p>
       <w:pPr>
+        <w:spacing w:after="30"/>
+        <w:ind w:left="57" w:right="57"/>
         <w:pBdr>
           <w:top w:val="single" w:sz="4" w:space="3" w:color="8DA2C4"/>
           <w:left w:val="single" w:sz="4" w:space="3" w:color="8DA2C4"/>
@@ -1989,8 +1991,6 @@
           <w:right w:val="single" w:sz="4" w:space="3" w:color="8DA2C4"/>
         </w:pBdr>
         <w:shd w:val="clear" w:color="auto" w:fill="F7F9FC"/>
-        <w:spacing w:after="30"/>
-        <w:ind w:left="57" w:right="57"/>
       </w:pPr>
       <w:r>
         <w:rPr>
@@ -2131,8 +2131,8 @@
           <w:type w:val="continuous"/>
           <w:pgSz w:w="11906" w:h="16838"/>
           <w:pgMar w:top="680" w:right="794" w:bottom="624" w:left="794" w:header="720" w:footer="720" w:gutter="0"/>
+          <w:docGrid w:linePitch="360"/>
           <w:cols w:num="2" w:space="396" w:sep="1"/>
-          <w:docGrid w:linePitch="360"/>
         </w:sectPr>
       </w:pPr>
     </w:p>
@@ -2729,8 +2729,8 @@
     <w:sectPr>
       <w:pgSz w:w="11906" w:h="16838"/>
       <w:pgMar w:top="680" w:right="794" w:bottom="624" w:left="794" w:header="720" w:footer="720" w:gutter="0"/>
+      <w:docGrid w:linePitch="360"/>
       <w:cols w:num="1" w:space="396"/>
-      <w:docGrid w:linePitch="360"/>
     </w:sectPr>
   </w:body>
 </w:document>
